--- a/НИР_ЭДО_7стран_и_практика/01_ЭДО_в_целом/06_Франция_ЭДО.docx
+++ b/НИР_ЭДО_7стран_и_практика/01_ЭДО_в_целом/06_Франция_ЭДО.docx
@@ -11,6 +11,7 @@
         <w:rPr>
           <w:rFonts w:ascii="Calibri" w:hAnsi="Calibri" w:eastAsia="Calibri"/>
           <w:b/>
+          <w:i w:val="0"/>
           <w:color w:val="1F4E79"/>
           <w:sz w:val="44"/>
         </w:rPr>
@@ -25,10 +26,26 @@
         <w:rPr>
           <w:rFonts w:ascii="Calibri" w:hAnsi="Calibri" w:eastAsia="Calibri"/>
           <w:b w:val="0"/>
+          <w:i w:val="0"/>
           <w:color w:val="535353"/>
           <w:sz w:val="26"/>
         </w:rPr>
         <w:t>Электронный документооборот в целом. Сравнение с Российской Федерацией</w:t>
+      </w:r>
+    </w:p>
+    <w:p>
+      <w:pPr>
+        <w:spacing w:after="160"/>
+      </w:pPr>
+      <w:r>
+        <w:rPr>
+          <w:rFonts w:ascii="Calibri" w:hAnsi="Calibri" w:eastAsia="Calibri"/>
+          <w:b w:val="0"/>
+          <w:i w:val="0"/>
+          <w:color w:val="535353"/>
+          <w:sz w:val="22"/>
+        </w:rPr>
+        <w:t>Сравнительный анализ зарубежного регулирования электронного документооборота (ЭДО) с правовой моделью Российской Федерации. Актуализация: август 2026 г.</w:t>
       </w:r>
     </w:p>
     <w:p>
@@ -39,10 +56,11 @@
         <w:rPr>
           <w:rFonts w:ascii="Calibri" w:hAnsi="Calibri" w:eastAsia="Calibri"/>
           <w:b w:val="0"/>
+          <w:i/>
           <w:color w:val="535353"/>
-          <w:sz w:val="22"/>
+          <w:sz w:val="20"/>
         </w:rPr>
-        <w:t>Сравнительный анализ зарубежного регулирования электронного документооборота (ЭДО) с правовой моделью Российской Федерации. Актуализация: август 2026 г.</w:t>
+        <w:t>Как проверить. После каждого блока фактов — строка «Проверить» с кликабельной ссылкой на официальный текст закона, судебное решение или первоисточник. Рекомендации («что добавить / не переносить») — выводы автора НИР, но рядом указаны нормы, на которые они опираются. Номера дел не вымышлены.</w:t>
       </w:r>
     </w:p>
     <w:p>
@@ -58,50 +76,500 @@
         <w:rPr>
           <w:rFonts w:ascii="Calibri" w:hAnsi="Calibri" w:eastAsia="Calibri"/>
           <w:b w:val="0"/>
+          <w:i w:val="0"/>
           <w:sz w:val="24"/>
         </w:rPr>
         <w:t>Основные акты: Code civil arts. 1366–1367; décret n° 2017‑1416; eIDAS; имплементация MLETR в торговом кодексе (2024)</w:t>
       </w:r>
     </w:p>
     <w:p>
+      <w:pPr>
+        <w:spacing w:before="0" w:after="200"/>
+      </w:pPr>
       <w:r>
         <w:rPr>
           <w:rFonts w:ascii="Calibri" w:hAnsi="Calibri" w:eastAsia="Calibri"/>
           <w:b w:val="0"/>
+          <w:i/>
+          <w:color w:val="535353"/>
+          <w:sz w:val="18"/>
+        </w:rPr>
+        <w:t xml:space="preserve">Проверить: </w:t>
+      </w:r>
+      <w:hyperlink r:id="rId9">
+        <w:r>
+          <w:rPr>
+            <w:color w:val="0563C1"/>
+            <w:u w:val="single"/>
+            <w:sz w:val="18"/>
+            <w:rFonts w:ascii="Calibri" w:hAnsi="Calibri"/>
+          </w:rPr>
+          <w:t xml:space="preserve">Cass. 3e civ., 5 mars 2026, n° 24‑21.034 (Legalis)</w:t>
+        </w:r>
+      </w:hyperlink>
+      <w:r>
+        <w:rPr>
+          <w:rFonts w:ascii="Calibri" w:hAnsi="Calibri" w:eastAsia="Calibri"/>
+          <w:b w:val="0"/>
+          <w:i w:val="0"/>
+          <w:color w:val="535353"/>
+          <w:sz w:val="18"/>
+        </w:rPr>
+        <w:t xml:space="preserve">  ·  </w:t>
+      </w:r>
+      <w:hyperlink r:id="rId10">
+        <w:r>
+          <w:rPr>
+            <w:color w:val="0563C1"/>
+            <w:u w:val="single"/>
+            <w:sz w:val="18"/>
+            <w:rFonts w:ascii="Calibri" w:hAnsi="Calibri"/>
+          </w:rPr>
+          <w:t xml:space="preserve">Code civil, art. 1366 (Légifrance)</w:t>
+        </w:r>
+      </w:hyperlink>
+      <w:r>
+        <w:rPr>
+          <w:rFonts w:ascii="Calibri" w:hAnsi="Calibri" w:eastAsia="Calibri"/>
+          <w:b w:val="0"/>
+          <w:i w:val="0"/>
+          <w:color w:val="535353"/>
+          <w:sz w:val="18"/>
+        </w:rPr>
+        <w:t xml:space="preserve">  ·  </w:t>
+      </w:r>
+      <w:hyperlink r:id="rId11">
+        <w:r>
+          <w:rPr>
+            <w:color w:val="0563C1"/>
+            <w:u w:val="single"/>
+            <w:sz w:val="18"/>
+            <w:rFonts w:ascii="Calibri" w:hAnsi="Calibri"/>
+          </w:rPr>
+          <w:t xml:space="preserve">Code civil, art. 1367 (Légifrance)</w:t>
+        </w:r>
+      </w:hyperlink>
+      <w:r>
+        <w:rPr>
+          <w:rFonts w:ascii="Calibri" w:hAnsi="Calibri" w:eastAsia="Calibri"/>
+          <w:b w:val="0"/>
+          <w:i w:val="0"/>
+          <w:color w:val="535353"/>
+          <w:sz w:val="18"/>
+        </w:rPr>
+        <w:t xml:space="preserve">  ·  </w:t>
+      </w:r>
+      <w:hyperlink r:id="rId12">
+        <w:r>
+          <w:rPr>
+            <w:color w:val="0563C1"/>
+            <w:u w:val="single"/>
+            <w:sz w:val="18"/>
+            <w:rFonts w:ascii="Calibri" w:hAnsi="Calibri"/>
+          </w:rPr>
+          <w:t xml:space="preserve">Décret 2017‑1416</w:t>
+        </w:r>
+      </w:hyperlink>
+    </w:p>
+    <w:p>
+      <w:r>
+        <w:rPr>
+          <w:rFonts w:ascii="Calibri" w:hAnsi="Calibri" w:eastAsia="Calibri"/>
+          <w:b w:val="0"/>
+          <w:i w:val="0"/>
           <w:sz w:val="24"/>
         </w:rPr>
         <w:t>Статьи 1366–1367 Гражданского кодекса и декрет 2017‑1416 проводят eIDAS во внутреннее право: электронная подпись — данные, связанные с актом; надёжность презюмируется лишь если это квалифицированная подпись.</w:t>
       </w:r>
     </w:p>
     <w:p>
+      <w:pPr>
+        <w:spacing w:before="0" w:after="200"/>
+      </w:pPr>
       <w:r>
         <w:rPr>
           <w:rFonts w:ascii="Calibri" w:hAnsi="Calibri" w:eastAsia="Calibri"/>
           <w:b w:val="0"/>
+          <w:i/>
+          <w:color w:val="535353"/>
+          <w:sz w:val="18"/>
+        </w:rPr>
+        <w:t xml:space="preserve">Проверить: </w:t>
+      </w:r>
+      <w:hyperlink r:id="rId9">
+        <w:r>
+          <w:rPr>
+            <w:color w:val="0563C1"/>
+            <w:u w:val="single"/>
+            <w:sz w:val="18"/>
+            <w:rFonts w:ascii="Calibri" w:hAnsi="Calibri"/>
+          </w:rPr>
+          <w:t xml:space="preserve">Cass. 3e civ., 5 mars 2026, n° 24‑21.034 (Legalis)</w:t>
+        </w:r>
+      </w:hyperlink>
+      <w:r>
+        <w:rPr>
+          <w:rFonts w:ascii="Calibri" w:hAnsi="Calibri" w:eastAsia="Calibri"/>
+          <w:b w:val="0"/>
+          <w:i w:val="0"/>
+          <w:color w:val="535353"/>
+          <w:sz w:val="18"/>
+        </w:rPr>
+        <w:t xml:space="preserve">  ·  </w:t>
+      </w:r>
+      <w:hyperlink r:id="rId10">
+        <w:r>
+          <w:rPr>
+            <w:color w:val="0563C1"/>
+            <w:u w:val="single"/>
+            <w:sz w:val="18"/>
+            <w:rFonts w:ascii="Calibri" w:hAnsi="Calibri"/>
+          </w:rPr>
+          <w:t xml:space="preserve">Code civil, art. 1366 (Légifrance)</w:t>
+        </w:r>
+      </w:hyperlink>
+      <w:r>
+        <w:rPr>
+          <w:rFonts w:ascii="Calibri" w:hAnsi="Calibri" w:eastAsia="Calibri"/>
+          <w:b w:val="0"/>
+          <w:i w:val="0"/>
+          <w:color w:val="535353"/>
+          <w:sz w:val="18"/>
+        </w:rPr>
+        <w:t xml:space="preserve">  ·  </w:t>
+      </w:r>
+      <w:hyperlink r:id="rId11">
+        <w:r>
+          <w:rPr>
+            <w:color w:val="0563C1"/>
+            <w:u w:val="single"/>
+            <w:sz w:val="18"/>
+            <w:rFonts w:ascii="Calibri" w:hAnsi="Calibri"/>
+          </w:rPr>
+          <w:t xml:space="preserve">Code civil, art. 1367 (Légifrance)</w:t>
+        </w:r>
+      </w:hyperlink>
+      <w:r>
+        <w:rPr>
+          <w:rFonts w:ascii="Calibri" w:hAnsi="Calibri" w:eastAsia="Calibri"/>
+          <w:b w:val="0"/>
+          <w:i w:val="0"/>
+          <w:color w:val="535353"/>
+          <w:sz w:val="18"/>
+        </w:rPr>
+        <w:t xml:space="preserve">  ·  </w:t>
+      </w:r>
+      <w:hyperlink r:id="rId12">
+        <w:r>
+          <w:rPr>
+            <w:color w:val="0563C1"/>
+            <w:u w:val="single"/>
+            <w:sz w:val="18"/>
+            <w:rFonts w:ascii="Calibri" w:hAnsi="Calibri"/>
+          </w:rPr>
+          <w:t xml:space="preserve">Décret 2017‑1416</w:t>
+        </w:r>
+      </w:hyperlink>
+    </w:p>
+    <w:p>
+      <w:r>
+        <w:rPr>
+          <w:rFonts w:ascii="Calibri" w:hAnsi="Calibri" w:eastAsia="Calibri"/>
+          <w:b w:val="0"/>
+          <w:i w:val="0"/>
           <w:sz w:val="24"/>
         </w:rPr>
         <w:t>5 марта 2026 г. 3‑я гражданская палата Кассационного суда (n° 24‑21.034) отменила решение апелляции, которая сочла электронную подпись договора найма надёжной, потому что арендатор «не доказал кражу документов». Суд не проверил, была ли подпись квалифицированной. Без QES презумпции нет, бремя не переходит на отрицающего.</w:t>
       </w:r>
     </w:p>
     <w:p>
+      <w:pPr>
+        <w:spacing w:before="0" w:after="200"/>
+      </w:pPr>
       <w:r>
         <w:rPr>
           <w:rFonts w:ascii="Calibri" w:hAnsi="Calibri" w:eastAsia="Calibri"/>
           <w:b w:val="0"/>
+          <w:i/>
+          <w:color w:val="535353"/>
+          <w:sz w:val="18"/>
+        </w:rPr>
+        <w:t xml:space="preserve">Проверить: </w:t>
+      </w:r>
+      <w:hyperlink r:id="rId9">
+        <w:r>
+          <w:rPr>
+            <w:color w:val="0563C1"/>
+            <w:u w:val="single"/>
+            <w:sz w:val="18"/>
+            <w:rFonts w:ascii="Calibri" w:hAnsi="Calibri"/>
+          </w:rPr>
+          <w:t xml:space="preserve">Cass. 3e civ., 5 mars 2026, n° 24‑21.034 (Legalis)</w:t>
+        </w:r>
+      </w:hyperlink>
+      <w:r>
+        <w:rPr>
+          <w:rFonts w:ascii="Calibri" w:hAnsi="Calibri" w:eastAsia="Calibri"/>
+          <w:b w:val="0"/>
+          <w:i w:val="0"/>
+          <w:color w:val="535353"/>
+          <w:sz w:val="18"/>
+        </w:rPr>
+        <w:t xml:space="preserve">  ·  </w:t>
+      </w:r>
+      <w:hyperlink r:id="rId10">
+        <w:r>
+          <w:rPr>
+            <w:color w:val="0563C1"/>
+            <w:u w:val="single"/>
+            <w:sz w:val="18"/>
+            <w:rFonts w:ascii="Calibri" w:hAnsi="Calibri"/>
+          </w:rPr>
+          <w:t xml:space="preserve">Code civil, art. 1366 (Légifrance)</w:t>
+        </w:r>
+      </w:hyperlink>
+      <w:r>
+        <w:rPr>
+          <w:rFonts w:ascii="Calibri" w:hAnsi="Calibri" w:eastAsia="Calibri"/>
+          <w:b w:val="0"/>
+          <w:i w:val="0"/>
+          <w:color w:val="535353"/>
+          <w:sz w:val="18"/>
+        </w:rPr>
+        <w:t xml:space="preserve">  ·  </w:t>
+      </w:r>
+      <w:hyperlink r:id="rId11">
+        <w:r>
+          <w:rPr>
+            <w:color w:val="0563C1"/>
+            <w:u w:val="single"/>
+            <w:sz w:val="18"/>
+            <w:rFonts w:ascii="Calibri" w:hAnsi="Calibri"/>
+          </w:rPr>
+          <w:t xml:space="preserve">Code civil, art. 1367 (Légifrance)</w:t>
+        </w:r>
+      </w:hyperlink>
+      <w:r>
+        <w:rPr>
+          <w:rFonts w:ascii="Calibri" w:hAnsi="Calibri" w:eastAsia="Calibri"/>
+          <w:b w:val="0"/>
+          <w:i w:val="0"/>
+          <w:color w:val="535353"/>
+          <w:sz w:val="18"/>
+        </w:rPr>
+        <w:t xml:space="preserve">  ·  </w:t>
+      </w:r>
+      <w:hyperlink r:id="rId12">
+        <w:r>
+          <w:rPr>
+            <w:color w:val="0563C1"/>
+            <w:u w:val="single"/>
+            <w:sz w:val="18"/>
+            <w:rFonts w:ascii="Calibri" w:hAnsi="Calibri"/>
+          </w:rPr>
+          <w:t xml:space="preserve">Décret 2017‑1416</w:t>
+        </w:r>
+      </w:hyperlink>
+    </w:p>
+    <w:p>
+      <w:r>
+        <w:rPr>
+          <w:rFonts w:ascii="Calibri" w:hAnsi="Calibri" w:eastAsia="Calibri"/>
+          <w:b w:val="0"/>
+          <w:i w:val="0"/>
           <w:sz w:val="24"/>
         </w:rPr>
         <w:t>14 декабря 2022 г. социальная палата (n° 21‑19.841) отдельно сказала: изображение отсканированной собственноручной подписи на трудовом договоре — не электронная подпись в смысле 1367, но и не «отсутствие подписи», если автор идентифицирован. Это критично для «картинок подписи» в журналах ОТ.</w:t>
       </w:r>
     </w:p>
     <w:p>
+      <w:pPr>
+        <w:spacing w:before="0" w:after="200"/>
+      </w:pPr>
       <w:r>
         <w:rPr>
           <w:rFonts w:ascii="Calibri" w:hAnsi="Calibri" w:eastAsia="Calibri"/>
           <w:b w:val="0"/>
+          <w:i/>
+          <w:color w:val="535353"/>
+          <w:sz w:val="18"/>
+        </w:rPr>
+        <w:t xml:space="preserve">Проверить: </w:t>
+      </w:r>
+      <w:hyperlink r:id="rId9">
+        <w:r>
+          <w:rPr>
+            <w:color w:val="0563C1"/>
+            <w:u w:val="single"/>
+            <w:sz w:val="18"/>
+            <w:rFonts w:ascii="Calibri" w:hAnsi="Calibri"/>
+          </w:rPr>
+          <w:t xml:space="preserve">Cass. 3e civ., 5 mars 2026, n° 24‑21.034 (Legalis)</w:t>
+        </w:r>
+      </w:hyperlink>
+      <w:r>
+        <w:rPr>
+          <w:rFonts w:ascii="Calibri" w:hAnsi="Calibri" w:eastAsia="Calibri"/>
+          <w:b w:val="0"/>
+          <w:i w:val="0"/>
+          <w:color w:val="535353"/>
+          <w:sz w:val="18"/>
+        </w:rPr>
+        <w:t xml:space="preserve">  ·  </w:t>
+      </w:r>
+      <w:hyperlink r:id="rId10">
+        <w:r>
+          <w:rPr>
+            <w:color w:val="0563C1"/>
+            <w:u w:val="single"/>
+            <w:sz w:val="18"/>
+            <w:rFonts w:ascii="Calibri" w:hAnsi="Calibri"/>
+          </w:rPr>
+          <w:t xml:space="preserve">Code civil, art. 1366 (Légifrance)</w:t>
+        </w:r>
+      </w:hyperlink>
+      <w:r>
+        <w:rPr>
+          <w:rFonts w:ascii="Calibri" w:hAnsi="Calibri" w:eastAsia="Calibri"/>
+          <w:b w:val="0"/>
+          <w:i w:val="0"/>
+          <w:color w:val="535353"/>
+          <w:sz w:val="18"/>
+        </w:rPr>
+        <w:t xml:space="preserve">  ·  </w:t>
+      </w:r>
+      <w:hyperlink r:id="rId11">
+        <w:r>
+          <w:rPr>
+            <w:color w:val="0563C1"/>
+            <w:u w:val="single"/>
+            <w:sz w:val="18"/>
+            <w:rFonts w:ascii="Calibri" w:hAnsi="Calibri"/>
+          </w:rPr>
+          <w:t xml:space="preserve">Code civil, art. 1367 (Légifrance)</w:t>
+        </w:r>
+      </w:hyperlink>
+      <w:r>
+        <w:rPr>
+          <w:rFonts w:ascii="Calibri" w:hAnsi="Calibri" w:eastAsia="Calibri"/>
+          <w:b w:val="0"/>
+          <w:i w:val="0"/>
+          <w:color w:val="535353"/>
+          <w:sz w:val="18"/>
+        </w:rPr>
+        <w:t xml:space="preserve">  ·  </w:t>
+      </w:r>
+      <w:hyperlink r:id="rId12">
+        <w:r>
+          <w:rPr>
+            <w:color w:val="0563C1"/>
+            <w:u w:val="single"/>
+            <w:sz w:val="18"/>
+            <w:rFonts w:ascii="Calibri" w:hAnsi="Calibri"/>
+          </w:rPr>
+          <w:t xml:space="preserve">Décret 2017‑1416</w:t>
+        </w:r>
+      </w:hyperlink>
+    </w:p>
+    <w:p>
+      <w:r>
+        <w:rPr>
+          <w:rFonts w:ascii="Calibri" w:hAnsi="Calibri" w:eastAsia="Calibri"/>
+          <w:b w:val="0"/>
+          <w:i w:val="0"/>
           <w:sz w:val="24"/>
         </w:rPr>
         <w:t>В 2024 г. Франция добавила MLETR в торговый кодекс — национальный слой поверх eIDAS, к охране труда не относящийся, но показывающий готовность к электронным оригиналам в коммерции.</w:t>
       </w:r>
+    </w:p>
+    <w:p>
+      <w:pPr>
+        <w:spacing w:before="0" w:after="200"/>
+      </w:pPr>
+      <w:r>
+        <w:rPr>
+          <w:rFonts w:ascii="Calibri" w:hAnsi="Calibri" w:eastAsia="Calibri"/>
+          <w:b w:val="0"/>
+          <w:i/>
+          <w:color w:val="535353"/>
+          <w:sz w:val="18"/>
+        </w:rPr>
+        <w:t xml:space="preserve">Проверить: </w:t>
+      </w:r>
+      <w:hyperlink r:id="rId9">
+        <w:r>
+          <w:rPr>
+            <w:color w:val="0563C1"/>
+            <w:u w:val="single"/>
+            <w:sz w:val="18"/>
+            <w:rFonts w:ascii="Calibri" w:hAnsi="Calibri"/>
+          </w:rPr>
+          <w:t xml:space="preserve">Cass. 3e civ., 5 mars 2026, n° 24‑21.034 (Legalis)</w:t>
+        </w:r>
+      </w:hyperlink>
+      <w:r>
+        <w:rPr>
+          <w:rFonts w:ascii="Calibri" w:hAnsi="Calibri" w:eastAsia="Calibri"/>
+          <w:b w:val="0"/>
+          <w:i w:val="0"/>
+          <w:color w:val="535353"/>
+          <w:sz w:val="18"/>
+        </w:rPr>
+        <w:t xml:space="preserve">  ·  </w:t>
+      </w:r>
+      <w:hyperlink r:id="rId10">
+        <w:r>
+          <w:rPr>
+            <w:color w:val="0563C1"/>
+            <w:u w:val="single"/>
+            <w:sz w:val="18"/>
+            <w:rFonts w:ascii="Calibri" w:hAnsi="Calibri"/>
+          </w:rPr>
+          <w:t xml:space="preserve">Code civil, art. 1366 (Légifrance)</w:t>
+        </w:r>
+      </w:hyperlink>
+      <w:r>
+        <w:rPr>
+          <w:rFonts w:ascii="Calibri" w:hAnsi="Calibri" w:eastAsia="Calibri"/>
+          <w:b w:val="0"/>
+          <w:i w:val="0"/>
+          <w:color w:val="535353"/>
+          <w:sz w:val="18"/>
+        </w:rPr>
+        <w:t xml:space="preserve">  ·  </w:t>
+      </w:r>
+      <w:hyperlink r:id="rId11">
+        <w:r>
+          <w:rPr>
+            <w:color w:val="0563C1"/>
+            <w:u w:val="single"/>
+            <w:sz w:val="18"/>
+            <w:rFonts w:ascii="Calibri" w:hAnsi="Calibri"/>
+          </w:rPr>
+          <w:t xml:space="preserve">Code civil, art. 1367 (Légifrance)</w:t>
+        </w:r>
+      </w:hyperlink>
+      <w:r>
+        <w:rPr>
+          <w:rFonts w:ascii="Calibri" w:hAnsi="Calibri" w:eastAsia="Calibri"/>
+          <w:b w:val="0"/>
+          <w:i w:val="0"/>
+          <w:color w:val="535353"/>
+          <w:sz w:val="18"/>
+        </w:rPr>
+        <w:t xml:space="preserve">  ·  </w:t>
+      </w:r>
+      <w:hyperlink r:id="rId12">
+        <w:r>
+          <w:rPr>
+            <w:color w:val="0563C1"/>
+            <w:u w:val="single"/>
+            <w:sz w:val="18"/>
+            <w:rFonts w:ascii="Calibri" w:hAnsi="Calibri"/>
+          </w:rPr>
+          <w:t xml:space="preserve">Décret 2017‑1416</w:t>
+        </w:r>
+      </w:hyperlink>
     </w:p>
     <w:p>
       <w:pPr>
@@ -119,6 +587,7 @@
         <w:rPr>
           <w:rFonts w:ascii="Calibri" w:hAnsi="Calibri" w:eastAsia="Calibri"/>
           <w:b w:val="0"/>
+          <w:i w:val="0"/>
           <w:sz w:val="24"/>
         </w:rPr>
         <w:t>Презумпция надёжности только у QES — подтверждено в 2026 г.</w:t>
@@ -132,6 +601,7 @@
         <w:rPr>
           <w:rFonts w:ascii="Calibri" w:hAnsi="Calibri" w:eastAsia="Calibri"/>
           <w:b w:val="0"/>
+          <w:i w:val="0"/>
           <w:sz w:val="24"/>
         </w:rPr>
         <w:t>Скан ≠ e‑signature.</w:t>
@@ -145,10 +615,100 @@
         <w:rPr>
           <w:rFonts w:ascii="Calibri" w:hAnsi="Calibri" w:eastAsia="Calibri"/>
           <w:b w:val="0"/>
+          <w:i w:val="0"/>
           <w:sz w:val="24"/>
         </w:rPr>
         <w:t>MLETR в коммерции при сохранении трудовой специфики.</w:t>
       </w:r>
+    </w:p>
+    <w:p>
+      <w:pPr>
+        <w:spacing w:before="0" w:after="200"/>
+      </w:pPr>
+      <w:r>
+        <w:rPr>
+          <w:rFonts w:ascii="Calibri" w:hAnsi="Calibri" w:eastAsia="Calibri"/>
+          <w:b w:val="0"/>
+          <w:i/>
+          <w:color w:val="535353"/>
+          <w:sz w:val="18"/>
+        </w:rPr>
+        <w:t xml:space="preserve">Проверить: </w:t>
+      </w:r>
+      <w:hyperlink r:id="rId9">
+        <w:r>
+          <w:rPr>
+            <w:color w:val="0563C1"/>
+            <w:u w:val="single"/>
+            <w:sz w:val="18"/>
+            <w:rFonts w:ascii="Calibri" w:hAnsi="Calibri"/>
+          </w:rPr>
+          <w:t xml:space="preserve">Cass. 3e civ., 5 mars 2026, n° 24‑21.034 (Legalis)</w:t>
+        </w:r>
+      </w:hyperlink>
+      <w:r>
+        <w:rPr>
+          <w:rFonts w:ascii="Calibri" w:hAnsi="Calibri" w:eastAsia="Calibri"/>
+          <w:b w:val="0"/>
+          <w:i w:val="0"/>
+          <w:color w:val="535353"/>
+          <w:sz w:val="18"/>
+        </w:rPr>
+        <w:t xml:space="preserve">  ·  </w:t>
+      </w:r>
+      <w:hyperlink r:id="rId10">
+        <w:r>
+          <w:rPr>
+            <w:color w:val="0563C1"/>
+            <w:u w:val="single"/>
+            <w:sz w:val="18"/>
+            <w:rFonts w:ascii="Calibri" w:hAnsi="Calibri"/>
+          </w:rPr>
+          <w:t xml:space="preserve">Code civil, art. 1366 (Légifrance)</w:t>
+        </w:r>
+      </w:hyperlink>
+      <w:r>
+        <w:rPr>
+          <w:rFonts w:ascii="Calibri" w:hAnsi="Calibri" w:eastAsia="Calibri"/>
+          <w:b w:val="0"/>
+          <w:i w:val="0"/>
+          <w:color w:val="535353"/>
+          <w:sz w:val="18"/>
+        </w:rPr>
+        <w:t xml:space="preserve">  ·  </w:t>
+      </w:r>
+      <w:hyperlink r:id="rId11">
+        <w:r>
+          <w:rPr>
+            <w:color w:val="0563C1"/>
+            <w:u w:val="single"/>
+            <w:sz w:val="18"/>
+            <w:rFonts w:ascii="Calibri" w:hAnsi="Calibri"/>
+          </w:rPr>
+          <w:t xml:space="preserve">Code civil, art. 1367 (Légifrance)</w:t>
+        </w:r>
+      </w:hyperlink>
+      <w:r>
+        <w:rPr>
+          <w:rFonts w:ascii="Calibri" w:hAnsi="Calibri" w:eastAsia="Calibri"/>
+          <w:b w:val="0"/>
+          <w:i w:val="0"/>
+          <w:color w:val="535353"/>
+          <w:sz w:val="18"/>
+        </w:rPr>
+        <w:t xml:space="preserve">  ·  </w:t>
+      </w:r>
+      <w:hyperlink r:id="rId12">
+        <w:r>
+          <w:rPr>
+            <w:color w:val="0563C1"/>
+            <w:u w:val="single"/>
+            <w:sz w:val="18"/>
+            <w:rFonts w:ascii="Calibri" w:hAnsi="Calibri"/>
+          </w:rPr>
+          <w:t xml:space="preserve">Décret 2017‑1416</w:t>
+        </w:r>
+      </w:hyperlink>
     </w:p>
     <w:p>
       <w:pPr>
@@ -166,6 +726,7 @@
         <w:rPr>
           <w:rFonts w:ascii="Calibri" w:hAnsi="Calibri" w:eastAsia="Calibri"/>
           <w:b w:val="0"/>
+          <w:i w:val="0"/>
           <w:sz w:val="24"/>
         </w:rPr>
         <w:t>Юридическая сила электронного документа и подписи — прежде всего ФЗ от 06.04.2011 № 63‑ФЗ (ПЭП / УНЭП / УКЭП).</w:t>
@@ -179,6 +740,7 @@
         <w:rPr>
           <w:rFonts w:ascii="Calibri" w:hAnsi="Calibri" w:eastAsia="Calibri"/>
           <w:b w:val="0"/>
+          <w:i w:val="0"/>
           <w:sz w:val="24"/>
         </w:rPr>
         <w:t>B2B‑ЭДО (счета‑фактуры, УПД и др.) — через операторов ЭДО и отраслевые требования ФНС / Минфина.</w:t>
@@ -192,6 +754,7 @@
         <w:rPr>
           <w:rFonts w:ascii="Calibri" w:hAnsi="Calibri" w:eastAsia="Calibri"/>
           <w:b w:val="0"/>
+          <w:i w:val="0"/>
           <w:sz w:val="24"/>
         </w:rPr>
         <w:t>Кадровый ЭДО — ст. 22.1–22.3 ТК РФ (согласие работника, виды ЭП, исключения).</w:t>
@@ -205,6 +768,7 @@
         <w:rPr>
           <w:rFonts w:ascii="Calibri" w:hAnsi="Calibri" w:eastAsia="Calibri"/>
           <w:b w:val="0"/>
+          <w:i w:val="0"/>
           <w:sz w:val="24"/>
         </w:rPr>
         <w:t>Трансграничное признание иностранных ЭП — ст. 7 63‑ФЗ: международные договоры, соглашение сторон, существенная эквивалентность; в ЕАЭС — через службу доверенной третьей стороны (ДТС).</w:t>
@@ -218,10 +782,100 @@
         <w:rPr>
           <w:rFonts w:ascii="Calibri" w:hAnsi="Calibri" w:eastAsia="Calibri"/>
           <w:b w:val="0"/>
+          <w:i w:val="0"/>
           <w:sz w:val="24"/>
         </w:rPr>
         <w:t>С августа 2026: ФЗ от 04.08.2026 № 315‑ФЗ — правила УКЭП для международных (межправительственных) организаций и их филиалов/представительств в РФ; квалифицированный сертификат выдаёт УЦ ФНС России.</w:t>
       </w:r>
+    </w:p>
+    <w:p>
+      <w:pPr>
+        <w:spacing w:before="0" w:after="200"/>
+      </w:pPr>
+      <w:r>
+        <w:rPr>
+          <w:rFonts w:ascii="Calibri" w:hAnsi="Calibri" w:eastAsia="Calibri"/>
+          <w:b w:val="0"/>
+          <w:i/>
+          <w:color w:val="535353"/>
+          <w:sz w:val="18"/>
+        </w:rPr>
+        <w:t xml:space="preserve">Проверить: </w:t>
+      </w:r>
+      <w:hyperlink r:id="rId13">
+        <w:r>
+          <w:rPr>
+            <w:color w:val="0563C1"/>
+            <w:u w:val="single"/>
+            <w:sz w:val="18"/>
+            <w:rFonts w:ascii="Calibri" w:hAnsi="Calibri"/>
+          </w:rPr>
+          <w:t xml:space="preserve">ФЗ от 06.04.2011 № 63‑ФЗ «Об электронной подписи»</w:t>
+        </w:r>
+      </w:hyperlink>
+      <w:r>
+        <w:rPr>
+          <w:rFonts w:ascii="Calibri" w:hAnsi="Calibri" w:eastAsia="Calibri"/>
+          <w:b w:val="0"/>
+          <w:i w:val="0"/>
+          <w:color w:val="535353"/>
+          <w:sz w:val="18"/>
+        </w:rPr>
+        <w:t xml:space="preserve">  ·  </w:t>
+      </w:r>
+      <w:hyperlink r:id="rId14">
+        <w:r>
+          <w:rPr>
+            <w:color w:val="0563C1"/>
+            <w:u w:val="single"/>
+            <w:sz w:val="18"/>
+            <w:rFonts w:ascii="Calibri" w:hAnsi="Calibri"/>
+          </w:rPr>
+          <w:t xml:space="preserve">ТК РФ, ст. 22.1–22.3 (кадровый ЭДО)</w:t>
+        </w:r>
+      </w:hyperlink>
+      <w:r>
+        <w:rPr>
+          <w:rFonts w:ascii="Calibri" w:hAnsi="Calibri" w:eastAsia="Calibri"/>
+          <w:b w:val="0"/>
+          <w:i w:val="0"/>
+          <w:color w:val="535353"/>
+          <w:sz w:val="18"/>
+        </w:rPr>
+        <w:t xml:space="preserve">  ·  </w:t>
+      </w:r>
+      <w:hyperlink r:id="rId15">
+        <w:r>
+          <w:rPr>
+            <w:color w:val="0563C1"/>
+            <w:u w:val="single"/>
+            <w:sz w:val="18"/>
+            <w:rFonts w:ascii="Calibri" w:hAnsi="Calibri"/>
+          </w:rPr>
+          <w:t xml:space="preserve">ФЗ от 04.08.2026 № 315‑ФЗ (УКЭП международных организаций)</w:t>
+        </w:r>
+      </w:hyperlink>
+      <w:r>
+        <w:rPr>
+          <w:rFonts w:ascii="Calibri" w:hAnsi="Calibri" w:eastAsia="Calibri"/>
+          <w:b w:val="0"/>
+          <w:i w:val="0"/>
+          <w:color w:val="535353"/>
+          <w:sz w:val="18"/>
+        </w:rPr>
+        <w:t xml:space="preserve">  ·  </w:t>
+      </w:r>
+      <w:hyperlink r:id="rId16">
+        <w:r>
+          <w:rPr>
+            <w:color w:val="0563C1"/>
+            <w:u w:val="single"/>
+            <w:sz w:val="18"/>
+            <w:rFonts w:ascii="Calibri" w:hAnsi="Calibri"/>
+          </w:rPr>
+          <w:t xml:space="preserve">Решение Коллегии ЕЭК от 22.08.2023 № 120 (ДТС ЕАЭС)</w:t>
+        </w:r>
+      </w:hyperlink>
     </w:p>
     <w:p>
       <w:pPr>
@@ -231,11 +885,12 @@
         <w:rPr>
           <w:rFonts w:ascii="Calibri" w:hAnsi="Calibri" w:eastAsia="Calibri"/>
           <w:b w:val="0"/>
+          <w:i w:val="0"/>
           <w:sz w:val="22"/>
         </w:rPr>
         <w:t xml:space="preserve">ФЗ от 06.04.2011 № 63‑ФЗ «Об электронной подписи»: </w:t>
       </w:r>
-      <w:hyperlink r:id="rId9">
+      <w:hyperlink r:id="rId13">
         <w:r>
           <w:rPr>
             <w:color w:val="0563C1"/>
@@ -255,11 +910,12 @@
         <w:rPr>
           <w:rFonts w:ascii="Calibri" w:hAnsi="Calibri" w:eastAsia="Calibri"/>
           <w:b w:val="0"/>
+          <w:i w:val="0"/>
           <w:sz w:val="22"/>
         </w:rPr>
         <w:t xml:space="preserve">ТК РФ, ст. 22.1–22.3 (кадровый ЭДО): </w:t>
       </w:r>
-      <w:hyperlink r:id="rId10">
+      <w:hyperlink r:id="rId14">
         <w:r>
           <w:rPr>
             <w:color w:val="0563C1"/>
@@ -279,11 +935,12 @@
         <w:rPr>
           <w:rFonts w:ascii="Calibri" w:hAnsi="Calibri" w:eastAsia="Calibri"/>
           <w:b w:val="0"/>
+          <w:i w:val="0"/>
           <w:sz w:val="22"/>
         </w:rPr>
         <w:t xml:space="preserve">ФЗ от 04.08.2026 № 315‑ФЗ (УКЭП международных организаций): </w:t>
       </w:r>
-      <w:hyperlink r:id="rId11">
+      <w:hyperlink r:id="rId15">
         <w:r>
           <w:rPr>
             <w:color w:val="0563C1"/>
@@ -310,14 +967,15 @@
         <w:tblLook w:firstColumn="1" w:firstRow="1" w:lastColumn="0" w:lastRow="0" w:noHBand="0" w:noVBand="1" w:val="04A0"/>
       </w:tblPr>
       <w:tblGrid>
-        <w:gridCol w:w="3175"/>
-        <w:gridCol w:w="3175"/>
-        <w:gridCol w:w="3175"/>
+        <w:gridCol w:w="2381"/>
+        <w:gridCol w:w="2381"/>
+        <w:gridCol w:w="2381"/>
+        <w:gridCol w:w="2381"/>
       </w:tblGrid>
       <w:tr>
         <w:tc>
           <w:tcPr>
-            <w:tcW w:type="dxa" w:w="3175"/>
+            <w:tcW w:type="dxa" w:w="2381"/>
             <w:shd w:fill="1F4E79" w:val="clear"/>
           </w:tcPr>
           <w:p>
@@ -326,6 +984,7 @@
               <w:rPr>
                 <w:rFonts w:ascii="Calibri" w:hAnsi="Calibri" w:eastAsia="Calibri"/>
                 <w:b/>
+                <w:i w:val="0"/>
                 <w:color w:val="FFFFFF"/>
                 <w:sz w:val="20"/>
               </w:rPr>
@@ -335,7 +994,7 @@
         </w:tc>
         <w:tc>
           <w:tcPr>
-            <w:tcW w:type="dxa" w:w="3175"/>
+            <w:tcW w:type="dxa" w:w="2381"/>
             <w:shd w:fill="1F4E79" w:val="clear"/>
           </w:tcPr>
           <w:p>
@@ -344,6 +1003,7 @@
               <w:rPr>
                 <w:rFonts w:ascii="Calibri" w:hAnsi="Calibri" w:eastAsia="Calibri"/>
                 <w:b/>
+                <w:i w:val="0"/>
                 <w:color w:val="FFFFFF"/>
                 <w:sz w:val="20"/>
               </w:rPr>
@@ -353,7 +1013,7 @@
         </w:tc>
         <w:tc>
           <w:tcPr>
-            <w:tcW w:type="dxa" w:w="3175"/>
+            <w:tcW w:type="dxa" w:w="2381"/>
             <w:shd w:fill="1F4E79" w:val="clear"/>
           </w:tcPr>
           <w:p>
@@ -362,6 +1022,7 @@
               <w:rPr>
                 <w:rFonts w:ascii="Calibri" w:hAnsi="Calibri" w:eastAsia="Calibri"/>
                 <w:b/>
+                <w:i w:val="0"/>
                 <w:color w:val="FFFFFF"/>
                 <w:sz w:val="20"/>
               </w:rPr>
@@ -369,11 +1030,10 @@
             </w:r>
           </w:p>
         </w:tc>
-      </w:tr>
-      <w:tr>
         <w:tc>
           <w:tcPr>
-            <w:tcW w:type="dxa" w:w="3175"/>
+            <w:tcW w:type="dxa" w:w="2381"/>
+            <w:shd w:fill="1F4E79" w:val="clear"/>
           </w:tcPr>
           <w:p>
             <w:r/>
@@ -381,6 +1041,27 @@
               <w:rPr>
                 <w:rFonts w:ascii="Calibri" w:hAnsi="Calibri" w:eastAsia="Calibri"/>
                 <w:b/>
+                <w:i w:val="0"/>
+                <w:color w:val="FFFFFF"/>
+                <w:sz w:val="20"/>
+              </w:rPr>
+              <w:t>Проверить</w:t>
+            </w:r>
+          </w:p>
+        </w:tc>
+      </w:tr>
+      <w:tr>
+        <w:tc>
+          <w:tcPr>
+            <w:tcW w:type="dxa" w:w="2381"/>
+          </w:tcPr>
+          <w:p>
+            <w:r/>
+            <w:r>
+              <w:rPr>
+                <w:rFonts w:ascii="Calibri" w:hAnsi="Calibri" w:eastAsia="Calibri"/>
+                <w:b/>
+                <w:i w:val="0"/>
                 <w:sz w:val="20"/>
               </w:rPr>
               <w:t>Юридическая сила</w:t>
@@ -389,7 +1070,7 @@
         </w:tc>
         <w:tc>
           <w:tcPr>
-            <w:tcW w:type="dxa" w:w="3175"/>
+            <w:tcW w:type="dxa" w:w="2381"/>
           </w:tcPr>
           <w:p>
             <w:r/>
@@ -397,6 +1078,7 @@
               <w:rPr>
                 <w:rFonts w:ascii="Calibri" w:hAnsi="Calibri" w:eastAsia="Calibri"/>
                 <w:b w:val="0"/>
+                <w:i w:val="0"/>
                 <w:sz w:val="20"/>
               </w:rPr>
               <w:t>Электронный документ приравнен к бумажному при идентифицируемости лица и целостности. Презумпция надёжности подписи — только у QES (décret 2017‑1416 / CC 1367)</w:t>
@@ -405,7 +1087,7 @@
         </w:tc>
         <w:tc>
           <w:tcPr>
-            <w:tcW w:type="dxa" w:w="3175"/>
+            <w:tcW w:type="dxa" w:w="2381"/>
           </w:tcPr>
           <w:p>
             <w:r/>
@@ -413,17 +1095,37 @@
               <w:rPr>
                 <w:rFonts w:ascii="Calibri" w:hAnsi="Calibri" w:eastAsia="Calibri"/>
                 <w:b w:val="0"/>
+                <w:i w:val="0"/>
                 <w:sz w:val="20"/>
               </w:rPr>
               <w:t>Эл. документ с ЭП признаётся при соблюдении вида подписи и закона/соглашения (63‑ФЗ)</w:t>
             </w:r>
           </w:p>
         </w:tc>
+        <w:tc>
+          <w:tcPr>
+            <w:tcW w:type="dxa" w:w="2381"/>
+          </w:tcPr>
+          <w:p>
+            <w:r/>
+            <w:hyperlink r:id="rId9">
+              <w:r>
+                <w:rPr>
+                  <w:color w:val="0563C1"/>
+                  <w:u w:val="single"/>
+                  <w:sz w:val="18"/>
+                  <w:rFonts w:ascii="Calibri" w:hAnsi="Calibri"/>
+                </w:rPr>
+                <w:t xml:space="preserve">Cass. 3e civ., 5 mars 2026, n° 24‑21.034 (Legalis)</w:t>
+              </w:r>
+            </w:hyperlink>
+          </w:p>
+        </w:tc>
       </w:tr>
       <w:tr>
         <w:tc>
           <w:tcPr>
-            <w:tcW w:type="dxa" w:w="3175"/>
+            <w:tcW w:type="dxa" w:w="2381"/>
           </w:tcPr>
           <w:p>
             <w:r/>
@@ -431,6 +1133,7 @@
               <w:rPr>
                 <w:rFonts w:ascii="Calibri" w:hAnsi="Calibri" w:eastAsia="Calibri"/>
                 <w:b/>
+                <w:i w:val="0"/>
                 <w:sz w:val="20"/>
               </w:rPr>
               <w:t>Модель подписи</w:t>
@@ -439,7 +1142,7 @@
         </w:tc>
         <w:tc>
           <w:tcPr>
-            <w:tcW w:type="dxa" w:w="3175"/>
+            <w:tcW w:type="dxa" w:w="2381"/>
           </w:tcPr>
           <w:p>
             <w:r/>
@@ -447,6 +1150,7 @@
               <w:rPr>
                 <w:rFonts w:ascii="Calibri" w:hAnsi="Calibri" w:eastAsia="Calibri"/>
                 <w:b w:val="0"/>
+                <w:i w:val="0"/>
                 <w:sz w:val="20"/>
               </w:rPr>
               <w:t>SES / AES / QES; презумпция только у qualified. Скан рукописной подписи ≠ электронная подпись (Cass. soc. 21‑19.841)</w:t>
@@ -455,7 +1159,7 @@
         </w:tc>
         <w:tc>
           <w:tcPr>
-            <w:tcW w:type="dxa" w:w="3175"/>
+            <w:tcW w:type="dxa" w:w="2381"/>
           </w:tcPr>
           <w:p>
             <w:r/>
@@ -463,17 +1167,37 @@
               <w:rPr>
                 <w:rFonts w:ascii="Calibri" w:hAnsi="Calibri" w:eastAsia="Calibri"/>
                 <w:b w:val="0"/>
+                <w:i w:val="0"/>
                 <w:sz w:val="20"/>
               </w:rPr>
               <w:t>ПЭП / УНЭП / УКЭП</w:t>
             </w:r>
           </w:p>
         </w:tc>
+        <w:tc>
+          <w:tcPr>
+            <w:tcW w:type="dxa" w:w="2381"/>
+          </w:tcPr>
+          <w:p>
+            <w:r/>
+            <w:hyperlink r:id="rId13">
+              <w:r>
+                <w:rPr>
+                  <w:color w:val="0563C1"/>
+                  <w:u w:val="single"/>
+                  <w:sz w:val="18"/>
+                  <w:rFonts w:ascii="Calibri" w:hAnsi="Calibri"/>
+                </w:rPr>
+                <w:t xml:space="preserve">ФЗ от 06.04.2011 № 63‑ФЗ «Об электронной подписи»</w:t>
+              </w:r>
+            </w:hyperlink>
+          </w:p>
+        </w:tc>
       </w:tr>
       <w:tr>
         <w:tc>
           <w:tcPr>
-            <w:tcW w:type="dxa" w:w="3175"/>
+            <w:tcW w:type="dxa" w:w="2381"/>
           </w:tcPr>
           <w:p>
             <w:r/>
@@ -481,6 +1205,7 @@
               <w:rPr>
                 <w:rFonts w:ascii="Calibri" w:hAnsi="Calibri" w:eastAsia="Calibri"/>
                 <w:b/>
+                <w:i w:val="0"/>
                 <w:sz w:val="20"/>
               </w:rPr>
               <w:t>Инфраструктура доверия</w:t>
@@ -489,7 +1214,7 @@
         </w:tc>
         <w:tc>
           <w:tcPr>
-            <w:tcW w:type="dxa" w:w="3175"/>
+            <w:tcW w:type="dxa" w:w="2381"/>
           </w:tcPr>
           <w:p>
             <w:r/>
@@ -497,6 +1222,7 @@
               <w:rPr>
                 <w:rFonts w:ascii="Calibri" w:hAnsi="Calibri" w:eastAsia="Calibri"/>
                 <w:b w:val="0"/>
+                <w:i w:val="0"/>
                 <w:sz w:val="20"/>
               </w:rPr>
               <w:t>QTSP; презумпция надёжности не распространяется на AES/SES автоматически</w:t>
@@ -505,7 +1231,7 @@
         </w:tc>
         <w:tc>
           <w:tcPr>
-            <w:tcW w:type="dxa" w:w="3175"/>
+            <w:tcW w:type="dxa" w:w="2381"/>
           </w:tcPr>
           <w:p>
             <w:r/>
@@ -513,17 +1239,37 @@
               <w:rPr>
                 <w:rFonts w:ascii="Calibri" w:hAnsi="Calibri" w:eastAsia="Calibri"/>
                 <w:b w:val="0"/>
+                <w:i w:val="0"/>
                 <w:sz w:val="20"/>
               </w:rPr>
               <w:t>Аккредитованные УЦ, операторы ЭДО, УЦ ФНС</w:t>
             </w:r>
           </w:p>
         </w:tc>
+        <w:tc>
+          <w:tcPr>
+            <w:tcW w:type="dxa" w:w="2381"/>
+          </w:tcPr>
+          <w:p>
+            <w:r/>
+            <w:hyperlink r:id="rId9">
+              <w:r>
+                <w:rPr>
+                  <w:color w:val="0563C1"/>
+                  <w:u w:val="single"/>
+                  <w:sz w:val="18"/>
+                  <w:rFonts w:ascii="Calibri" w:hAnsi="Calibri"/>
+                </w:rPr>
+                <w:t xml:space="preserve">Cass. 3e civ., 5 mars 2026, n° 24‑21.034 (Legalis)</w:t>
+              </w:r>
+            </w:hyperlink>
+          </w:p>
+        </w:tc>
       </w:tr>
       <w:tr>
         <w:tc>
           <w:tcPr>
-            <w:tcW w:type="dxa" w:w="3175"/>
+            <w:tcW w:type="dxa" w:w="2381"/>
           </w:tcPr>
           <w:p>
             <w:r/>
@@ -531,6 +1277,7 @@
               <w:rPr>
                 <w:rFonts w:ascii="Calibri" w:hAnsi="Calibri" w:eastAsia="Calibri"/>
                 <w:b/>
+                <w:i w:val="0"/>
                 <w:sz w:val="20"/>
               </w:rPr>
               <w:t>Трансграничность</w:t>
@@ -539,7 +1286,7 @@
         </w:tc>
         <w:tc>
           <w:tcPr>
-            <w:tcW w:type="dxa" w:w="3175"/>
+            <w:tcW w:type="dxa" w:w="2381"/>
           </w:tcPr>
           <w:p>
             <w:r/>
@@ -547,6 +1294,7 @@
               <w:rPr>
                 <w:rFonts w:ascii="Calibri" w:hAnsi="Calibri" w:eastAsia="Calibri"/>
                 <w:b w:val="0"/>
+                <w:i w:val="0"/>
                 <w:sz w:val="20"/>
               </w:rPr>
               <w:t>QES в ЕС; MLETR — торговые передаваемые записи</w:t>
@@ -555,7 +1303,7 @@
         </w:tc>
         <w:tc>
           <w:tcPr>
-            <w:tcW w:type="dxa" w:w="3175"/>
+            <w:tcW w:type="dxa" w:w="2381"/>
           </w:tcPr>
           <w:p>
             <w:r/>
@@ -563,10 +1311,30 @@
               <w:rPr>
                 <w:rFonts w:ascii="Calibri" w:hAnsi="Calibri" w:eastAsia="Calibri"/>
                 <w:b w:val="0"/>
+                <w:i w:val="0"/>
                 <w:sz w:val="20"/>
               </w:rPr>
               <w:t>Ст. 7 63‑ФЗ, договоры, ДТС ЕАЭС; 315‑ФЗ — УКЭП международных организаций</w:t>
             </w:r>
+          </w:p>
+        </w:tc>
+        <w:tc>
+          <w:tcPr>
+            <w:tcW w:type="dxa" w:w="2381"/>
+          </w:tcPr>
+          <w:p>
+            <w:r/>
+            <w:hyperlink r:id="rId13">
+              <w:r>
+                <w:rPr>
+                  <w:color w:val="0563C1"/>
+                  <w:u w:val="single"/>
+                  <w:sz w:val="18"/>
+                  <w:rFonts w:ascii="Calibri" w:hAnsi="Calibri"/>
+                </w:rPr>
+                <w:t xml:space="preserve">Ст. 7 63‑ФЗ — признание иностранных электронных подписей</w:t>
+              </w:r>
+            </w:hyperlink>
           </w:p>
         </w:tc>
       </w:tr>
@@ -580,6 +1348,7 @@
         <w:rPr>
           <w:rFonts w:ascii="Calibri" w:hAnsi="Calibri" w:eastAsia="Calibri"/>
           <w:b w:val="0"/>
+          <w:i w:val="0"/>
           <w:sz w:val="24"/>
         </w:rPr>
         <w:t>Сходство с РФ: квалифицированная подпись даёт максимальные гарантии (УКЭП / QES).</w:t>
@@ -593,6 +1362,7 @@
         <w:rPr>
           <w:rFonts w:ascii="Calibri" w:hAnsi="Calibri" w:eastAsia="Calibri"/>
           <w:b w:val="0"/>
+          <w:i w:val="0"/>
           <w:sz w:val="24"/>
         </w:rPr>
         <w:t>Отличие: Франция статутно сузила презумпцию только до QES; в РФ ПЭП тоже работает, если согласована.</w:t>
@@ -606,10 +1376,142 @@
         <w:rPr>
           <w:rFonts w:ascii="Calibri" w:hAnsi="Calibri" w:eastAsia="Calibri"/>
           <w:b w:val="0"/>
+          <w:i w:val="0"/>
           <w:sz w:val="24"/>
         </w:rPr>
         <w:t>Отличие: Cass. 2026 прямо бьёт по практике «сертификат провайдера = презумпция» без проверки qualified‑статуса.</w:t>
       </w:r>
+    </w:p>
+    <w:p>
+      <w:pPr>
+        <w:spacing w:before="0" w:after="200"/>
+      </w:pPr>
+      <w:r>
+        <w:rPr>
+          <w:rFonts w:ascii="Calibri" w:hAnsi="Calibri" w:eastAsia="Calibri"/>
+          <w:b w:val="0"/>
+          <w:i/>
+          <w:color w:val="535353"/>
+          <w:sz w:val="18"/>
+        </w:rPr>
+        <w:t xml:space="preserve">Проверить: </w:t>
+      </w:r>
+      <w:hyperlink r:id="rId9">
+        <w:r>
+          <w:rPr>
+            <w:color w:val="0563C1"/>
+            <w:u w:val="single"/>
+            <w:sz w:val="18"/>
+            <w:rFonts w:ascii="Calibri" w:hAnsi="Calibri"/>
+          </w:rPr>
+          <w:t xml:space="preserve">Cass. 3e civ., 5 mars 2026, n° 24‑21.034 (Legalis)</w:t>
+        </w:r>
+      </w:hyperlink>
+      <w:r>
+        <w:rPr>
+          <w:rFonts w:ascii="Calibri" w:hAnsi="Calibri" w:eastAsia="Calibri"/>
+          <w:b w:val="0"/>
+          <w:i w:val="0"/>
+          <w:color w:val="535353"/>
+          <w:sz w:val="18"/>
+        </w:rPr>
+        <w:t xml:space="preserve">  ·  </w:t>
+      </w:r>
+      <w:hyperlink r:id="rId10">
+        <w:r>
+          <w:rPr>
+            <w:color w:val="0563C1"/>
+            <w:u w:val="single"/>
+            <w:sz w:val="18"/>
+            <w:rFonts w:ascii="Calibri" w:hAnsi="Calibri"/>
+          </w:rPr>
+          <w:t xml:space="preserve">Code civil, art. 1366 (Légifrance)</w:t>
+        </w:r>
+      </w:hyperlink>
+      <w:r>
+        <w:rPr>
+          <w:rFonts w:ascii="Calibri" w:hAnsi="Calibri" w:eastAsia="Calibri"/>
+          <w:b w:val="0"/>
+          <w:i w:val="0"/>
+          <w:color w:val="535353"/>
+          <w:sz w:val="18"/>
+        </w:rPr>
+        <w:t xml:space="preserve">  ·  </w:t>
+      </w:r>
+      <w:hyperlink r:id="rId11">
+        <w:r>
+          <w:rPr>
+            <w:color w:val="0563C1"/>
+            <w:u w:val="single"/>
+            <w:sz w:val="18"/>
+            <w:rFonts w:ascii="Calibri" w:hAnsi="Calibri"/>
+          </w:rPr>
+          <w:t xml:space="preserve">Code civil, art. 1367 (Légifrance)</w:t>
+        </w:r>
+      </w:hyperlink>
+      <w:r>
+        <w:rPr>
+          <w:rFonts w:ascii="Calibri" w:hAnsi="Calibri" w:eastAsia="Calibri"/>
+          <w:b w:val="0"/>
+          <w:i w:val="0"/>
+          <w:color w:val="535353"/>
+          <w:sz w:val="18"/>
+        </w:rPr>
+        <w:t xml:space="preserve">  ·  </w:t>
+      </w:r>
+      <w:hyperlink r:id="rId12">
+        <w:r>
+          <w:rPr>
+            <w:color w:val="0563C1"/>
+            <w:u w:val="single"/>
+            <w:sz w:val="18"/>
+            <w:rFonts w:ascii="Calibri" w:hAnsi="Calibri"/>
+          </w:rPr>
+          <w:t xml:space="preserve">Décret 2017‑1416</w:t>
+        </w:r>
+      </w:hyperlink>
+      <w:r>
+        <w:rPr>
+          <w:rFonts w:ascii="Calibri" w:hAnsi="Calibri" w:eastAsia="Calibri"/>
+          <w:b w:val="0"/>
+          <w:i w:val="0"/>
+          <w:color w:val="535353"/>
+          <w:sz w:val="18"/>
+        </w:rPr>
+        <w:t xml:space="preserve">  ·  </w:t>
+      </w:r>
+      <w:hyperlink r:id="rId13">
+        <w:r>
+          <w:rPr>
+            <w:color w:val="0563C1"/>
+            <w:u w:val="single"/>
+            <w:sz w:val="18"/>
+            <w:rFonts w:ascii="Calibri" w:hAnsi="Calibri"/>
+          </w:rPr>
+          <w:t xml:space="preserve">ФЗ от 06.04.2011 № 63‑ФЗ «Об электронной подписи»</w:t>
+        </w:r>
+      </w:hyperlink>
+      <w:r>
+        <w:rPr>
+          <w:rFonts w:ascii="Calibri" w:hAnsi="Calibri" w:eastAsia="Calibri"/>
+          <w:b w:val="0"/>
+          <w:i w:val="0"/>
+          <w:color w:val="535353"/>
+          <w:sz w:val="18"/>
+        </w:rPr>
+        <w:t xml:space="preserve">  ·  </w:t>
+      </w:r>
+      <w:hyperlink r:id="rId14">
+        <w:r>
+          <w:rPr>
+            <w:color w:val="0563C1"/>
+            <w:u w:val="single"/>
+            <w:sz w:val="18"/>
+            <w:rFonts w:ascii="Calibri" w:hAnsi="Calibri"/>
+          </w:rPr>
+          <w:t xml:space="preserve">ТК РФ, ст. 22.1–22.3 (кадровый ЭДО)</w:t>
+        </w:r>
+      </w:hyperlink>
     </w:p>
     <w:p>
       <w:pPr>
@@ -627,6 +1529,7 @@
         <w:rPr>
           <w:rFonts w:ascii="Calibri" w:hAnsi="Calibri" w:eastAsia="Calibri"/>
           <w:b w:val="0"/>
+          <w:i w:val="0"/>
           <w:sz w:val="24"/>
         </w:rPr>
         <w:t>Зафиксировать, что презумпция целостности/авторства для «простой» ЭП не действует автоматически — как 24‑21.034.</w:t>
@@ -640,10 +1543,121 @@
         <w:rPr>
           <w:rFonts w:ascii="Calibri" w:hAnsi="Calibri" w:eastAsia="Calibri"/>
           <w:b w:val="0"/>
+          <w:i w:val="0"/>
           <w:sz w:val="24"/>
         </w:rPr>
         <w:t>Прямо сказать в разъяснениях, что скан подписи не есть ПЭП/УНЭП/УКЭП.</w:t>
       </w:r>
+    </w:p>
+    <w:p>
+      <w:pPr>
+        <w:spacing w:before="0" w:after="200"/>
+      </w:pPr>
+      <w:r>
+        <w:rPr>
+          <w:rFonts w:ascii="Calibri" w:hAnsi="Calibri" w:eastAsia="Calibri"/>
+          <w:b w:val="0"/>
+          <w:i/>
+          <w:color w:val="535353"/>
+          <w:sz w:val="18"/>
+        </w:rPr>
+        <w:t xml:space="preserve">Проверить: </w:t>
+      </w:r>
+      <w:hyperlink r:id="rId9">
+        <w:r>
+          <w:rPr>
+            <w:color w:val="0563C1"/>
+            <w:u w:val="single"/>
+            <w:sz w:val="18"/>
+            <w:rFonts w:ascii="Calibri" w:hAnsi="Calibri"/>
+          </w:rPr>
+          <w:t xml:space="preserve">Cass. 3e civ., 5 mars 2026, n° 24‑21.034 (Legalis)</w:t>
+        </w:r>
+      </w:hyperlink>
+      <w:r>
+        <w:rPr>
+          <w:rFonts w:ascii="Calibri" w:hAnsi="Calibri" w:eastAsia="Calibri"/>
+          <w:b w:val="0"/>
+          <w:i w:val="0"/>
+          <w:color w:val="535353"/>
+          <w:sz w:val="18"/>
+        </w:rPr>
+        <w:t xml:space="preserve">  ·  </w:t>
+      </w:r>
+      <w:hyperlink r:id="rId10">
+        <w:r>
+          <w:rPr>
+            <w:color w:val="0563C1"/>
+            <w:u w:val="single"/>
+            <w:sz w:val="18"/>
+            <w:rFonts w:ascii="Calibri" w:hAnsi="Calibri"/>
+          </w:rPr>
+          <w:t xml:space="preserve">Code civil, art. 1366 (Légifrance)</w:t>
+        </w:r>
+      </w:hyperlink>
+      <w:r>
+        <w:rPr>
+          <w:rFonts w:ascii="Calibri" w:hAnsi="Calibri" w:eastAsia="Calibri"/>
+          <w:b w:val="0"/>
+          <w:i w:val="0"/>
+          <w:color w:val="535353"/>
+          <w:sz w:val="18"/>
+        </w:rPr>
+        <w:t xml:space="preserve">  ·  </w:t>
+      </w:r>
+      <w:hyperlink r:id="rId11">
+        <w:r>
+          <w:rPr>
+            <w:color w:val="0563C1"/>
+            <w:u w:val="single"/>
+            <w:sz w:val="18"/>
+            <w:rFonts w:ascii="Calibri" w:hAnsi="Calibri"/>
+          </w:rPr>
+          <w:t xml:space="preserve">Code civil, art. 1367 (Légifrance)</w:t>
+        </w:r>
+      </w:hyperlink>
+      <w:r>
+        <w:rPr>
+          <w:rFonts w:ascii="Calibri" w:hAnsi="Calibri" w:eastAsia="Calibri"/>
+          <w:b w:val="0"/>
+          <w:i w:val="0"/>
+          <w:color w:val="535353"/>
+          <w:sz w:val="18"/>
+        </w:rPr>
+        <w:t xml:space="preserve">  ·  </w:t>
+      </w:r>
+      <w:hyperlink r:id="rId12">
+        <w:r>
+          <w:rPr>
+            <w:color w:val="0563C1"/>
+            <w:u w:val="single"/>
+            <w:sz w:val="18"/>
+            <w:rFonts w:ascii="Calibri" w:hAnsi="Calibri"/>
+          </w:rPr>
+          <w:t xml:space="preserve">Décret 2017‑1416</w:t>
+        </w:r>
+      </w:hyperlink>
+      <w:r>
+        <w:rPr>
+          <w:rFonts w:ascii="Calibri" w:hAnsi="Calibri" w:eastAsia="Calibri"/>
+          <w:b w:val="0"/>
+          <w:i w:val="0"/>
+          <w:color w:val="535353"/>
+          <w:sz w:val="18"/>
+        </w:rPr>
+        <w:t xml:space="preserve">  ·  </w:t>
+      </w:r>
+      <w:hyperlink r:id="rId14">
+        <w:r>
+          <w:rPr>
+            <w:color w:val="0563C1"/>
+            <w:u w:val="single"/>
+            <w:sz w:val="18"/>
+            <w:rFonts w:ascii="Calibri" w:hAnsi="Calibri"/>
+          </w:rPr>
+          <w:t xml:space="preserve">ТК РФ, ст. 22.1–22.3 (кадровый ЭДО)</w:t>
+        </w:r>
+      </w:hyperlink>
     </w:p>
     <w:p>
       <w:pPr>
@@ -661,10 +1675,100 @@
         <w:rPr>
           <w:rFonts w:ascii="Calibri" w:hAnsi="Calibri" w:eastAsia="Calibri"/>
           <w:b w:val="0"/>
+          <w:i w:val="0"/>
           <w:sz w:val="24"/>
         </w:rPr>
         <w:t>Не делать УКЭП обязательной для всех документов только потому, что во Франции презумпция у QES: SES/AES там тоже законны, просто без презумпции.</w:t>
       </w:r>
+    </w:p>
+    <w:p>
+      <w:pPr>
+        <w:spacing w:before="0" w:after="200"/>
+      </w:pPr>
+      <w:r>
+        <w:rPr>
+          <w:rFonts w:ascii="Calibri" w:hAnsi="Calibri" w:eastAsia="Calibri"/>
+          <w:b w:val="0"/>
+          <w:i/>
+          <w:color w:val="535353"/>
+          <w:sz w:val="18"/>
+        </w:rPr>
+        <w:t xml:space="preserve">Проверить: </w:t>
+      </w:r>
+      <w:hyperlink r:id="rId9">
+        <w:r>
+          <w:rPr>
+            <w:color w:val="0563C1"/>
+            <w:u w:val="single"/>
+            <w:sz w:val="18"/>
+            <w:rFonts w:ascii="Calibri" w:hAnsi="Calibri"/>
+          </w:rPr>
+          <w:t xml:space="preserve">Cass. 3e civ., 5 mars 2026, n° 24‑21.034 (Legalis)</w:t>
+        </w:r>
+      </w:hyperlink>
+      <w:r>
+        <w:rPr>
+          <w:rFonts w:ascii="Calibri" w:hAnsi="Calibri" w:eastAsia="Calibri"/>
+          <w:b w:val="0"/>
+          <w:i w:val="0"/>
+          <w:color w:val="535353"/>
+          <w:sz w:val="18"/>
+        </w:rPr>
+        <w:t xml:space="preserve">  ·  </w:t>
+      </w:r>
+      <w:hyperlink r:id="rId10">
+        <w:r>
+          <w:rPr>
+            <w:color w:val="0563C1"/>
+            <w:u w:val="single"/>
+            <w:sz w:val="18"/>
+            <w:rFonts w:ascii="Calibri" w:hAnsi="Calibri"/>
+          </w:rPr>
+          <w:t xml:space="preserve">Code civil, art. 1366 (Légifrance)</w:t>
+        </w:r>
+      </w:hyperlink>
+      <w:r>
+        <w:rPr>
+          <w:rFonts w:ascii="Calibri" w:hAnsi="Calibri" w:eastAsia="Calibri"/>
+          <w:b w:val="0"/>
+          <w:i w:val="0"/>
+          <w:color w:val="535353"/>
+          <w:sz w:val="18"/>
+        </w:rPr>
+        <w:t xml:space="preserve">  ·  </w:t>
+      </w:r>
+      <w:hyperlink r:id="rId11">
+        <w:r>
+          <w:rPr>
+            <w:color w:val="0563C1"/>
+            <w:u w:val="single"/>
+            <w:sz w:val="18"/>
+            <w:rFonts w:ascii="Calibri" w:hAnsi="Calibri"/>
+          </w:rPr>
+          <w:t xml:space="preserve">Code civil, art. 1367 (Légifrance)</w:t>
+        </w:r>
+      </w:hyperlink>
+      <w:r>
+        <w:rPr>
+          <w:rFonts w:ascii="Calibri" w:hAnsi="Calibri" w:eastAsia="Calibri"/>
+          <w:b w:val="0"/>
+          <w:i w:val="0"/>
+          <w:color w:val="535353"/>
+          <w:sz w:val="18"/>
+        </w:rPr>
+        <w:t xml:space="preserve">  ·  </w:t>
+      </w:r>
+      <w:hyperlink r:id="rId12">
+        <w:r>
+          <w:rPr>
+            <w:color w:val="0563C1"/>
+            <w:u w:val="single"/>
+            <w:sz w:val="18"/>
+            <w:rFonts w:ascii="Calibri" w:hAnsi="Calibri"/>
+          </w:rPr>
+          <w:t xml:space="preserve">Décret 2017‑1416</w:t>
+        </w:r>
+      </w:hyperlink>
     </w:p>
     <w:p>
       <w:pPr>
@@ -682,11 +1786,12 @@
         <w:rPr>
           <w:rFonts w:ascii="Calibri" w:hAnsi="Calibri" w:eastAsia="Calibri"/>
           <w:b w:val="0"/>
+          <w:i w:val="0"/>
           <w:sz w:val="22"/>
         </w:rPr>
         <w:t xml:space="preserve">Cass. 3e civ., 5 mars 2026, n° 24‑21.034 (Legalis): </w:t>
       </w:r>
-      <w:hyperlink r:id="rId12">
+      <w:hyperlink r:id="rId9">
         <w:r>
           <w:rPr>
             <w:color w:val="0563C1"/>
@@ -706,11 +1811,62 @@
         <w:rPr>
           <w:rFonts w:ascii="Calibri" w:hAnsi="Calibri" w:eastAsia="Calibri"/>
           <w:b w:val="0"/>
+          <w:i w:val="0"/>
+          <w:sz w:val="22"/>
+        </w:rPr>
+        <w:t xml:space="preserve">Code civil, art. 1366 (Légifrance): </w:t>
+      </w:r>
+      <w:hyperlink r:id="rId10">
+        <w:r>
+          <w:rPr>
+            <w:color w:val="0563C1"/>
+            <w:u w:val="single"/>
+            <w:sz w:val="22"/>
+            <w:rFonts w:ascii="Calibri" w:hAnsi="Calibri"/>
+          </w:rPr>
+          <w:t xml:space="preserve">https://www.legifrance.gouv.fr/codes/article_lc/LEGIARTI000032042219</w:t>
+        </w:r>
+      </w:hyperlink>
+    </w:p>
+    <w:p>
+      <w:pPr>
+        <w:pStyle w:val="ListBullet"/>
+      </w:pPr>
+      <w:r>
+        <w:rPr>
+          <w:rFonts w:ascii="Calibri" w:hAnsi="Calibri" w:eastAsia="Calibri"/>
+          <w:b w:val="0"/>
+          <w:i w:val="0"/>
+          <w:sz w:val="22"/>
+        </w:rPr>
+        <w:t xml:space="preserve">Code civil, art. 1367 (Légifrance): </w:t>
+      </w:r>
+      <w:hyperlink r:id="rId11">
+        <w:r>
+          <w:rPr>
+            <w:color w:val="0563C1"/>
+            <w:u w:val="single"/>
+            <w:sz w:val="22"/>
+            <w:rFonts w:ascii="Calibri" w:hAnsi="Calibri"/>
+          </w:rPr>
+          <w:t xml:space="preserve">https://www.legifrance.gouv.fr/codes/article_lc/LEGIARTI000032042224</w:t>
+        </w:r>
+      </w:hyperlink>
+    </w:p>
+    <w:p>
+      <w:pPr>
+        <w:pStyle w:val="ListBullet"/>
+      </w:pPr>
+      <w:r>
+        <w:rPr>
+          <w:rFonts w:ascii="Calibri" w:hAnsi="Calibri" w:eastAsia="Calibri"/>
+          <w:b w:val="0"/>
+          <w:i w:val="0"/>
           <w:sz w:val="22"/>
         </w:rPr>
         <w:t xml:space="preserve">Décret 2017‑1416: </w:t>
       </w:r>
-      <w:hyperlink r:id="rId13">
+      <w:hyperlink r:id="rId12">
         <w:r>
           <w:rPr>
             <w:color w:val="0563C1"/>
